--- a/dzen/002-peregorodka-vmesto-steny/GENGLASS_dzen_peregorodka_vmesto_steny.docx
+++ b/dzen/002-peregorodka-vmesto-steny/GENGLASS_dzen_peregorodka_vmesto_steny.docx
@@ -7,7 +7,7 @@
         <w:pStyle w:val="Heading1"/>
       </w:pPr>
       <w:r>
-        <w:t>Перегородка вместо стены: 4 планировки, где это спасает квартиру</w:t>
+        <w:t>Стена, которая крадёт свет. Четыре квартиры, где я бы её не строил</w:t>
       </w:r>
     </w:p>
     <w:p>
@@ -15,7 +15,7 @@
         <w:rPr>
           <w:b/>
         </w:rPr>
-        <w:t>Стена решает задачу приватности и сразу забирает две вещи: свет и метры. В большинстве квартир это терпимо. Но есть планировки, где глухая стена ломает всю квартиру: одна половина остаётся с окном, вторая превращается в кладовку. Собрал четыре таких случая. По каждому: что именно мешает, что ставят вместо стены и на что смотреть до заказа.</w:t>
+        <w:t>Стену обычно строят в первый месяц ремонта и радуются: наконец-то две комнаты вместо одной. А через полгода выясняется, что в одной из них никогда не бывает солнца. Я насмотрелся на такие квартиры и собрал четыре планировки, где стена забирает больше, чем даёт. Если узнаете свою, вы ещё успеваете передумать.</w:t>
       </w:r>
     </w:p>
     <w:p>
@@ -24,7 +24,7 @@
           <w:i/>
           <w:sz w:val="18"/>
         </w:rPr>
-        <w:t>[ФОТО: Обложка. Гостиная, разделённая стеклянной перегородкой в чёрной раме: свет от окна доходит до обеих зон.]</w:t>
+        <w:t>[ФОТО: Одна комната, две зоны и общее окно.]</w:t>
       </w:r>
     </w:p>
     <w:p>
@@ -32,45 +32,27 @@
         <w:pStyle w:val="Heading2"/>
       </w:pPr>
       <w:r>
-        <w:t>Чем перегородка отличается от стены на практике</w:t>
+        <w:t>Кабинет, который уехал на кухню</w:t>
       </w:r>
     </w:p>
     <w:p>
       <w:r>
-        <w:t>Перегородка из гипсокартона на профиле забирает около 10 см глубины, и это без отделки. Стеклянная конструкция занимает толщину полотна и профиля, то есть считаные сантиметры.</w:t>
+        <w:t>Знакомый программист год работал за кухонным столом. За спиной телевизор, справа холодильник, в час дня обед всей семьи. Сначала он купил наушники, потом стал ездить в коворкинг, потом психанул и решил строить стену.</w:t>
       </w:r>
     </w:p>
     <w:p>
       <w:r>
-        <w:t>Второе отличие важнее. Глухая стена делит не только площадь, но и свет. Светопрозрачная перегородка делит площадь, а свет оставляет общим. Ради этого к ней и приходят в квартирах, где окно одно на комнату.</w:t>
+        <w:t>Строить мы его отговорили. В комнате была ниша шириной около 180 см, и стена отрезала бы её от окна. Получился бы шкаф с ноутбуком внутри, плюс минус десять сантиметров глубины на профиль и отделку.</w:t>
       </w:r>
     </w:p>
     <w:p>
       <w:r>
-        <w:t>Третье касается бумаг. Перегородка не опирается на несущие конструкции, поэтому обычно её ставят без перепланировки. Согласование понадобится, если меняются границы мокрых зон или закрывается проём в несущей стене.</w:t>
-      </w:r>
-    </w:p>
-    <w:p>
-      <w:pPr>
-        <w:pStyle w:val="Heading2"/>
-      </w:pPr>
-      <w:r>
-        <w:t>Планировка 1. Однушка, в которой нужен кабинет</w:t>
+        <w:t>Поставили стекло: неподвижное полотно и распашная створка. Для проёма до 900 мм хватает стекла 8 мм, конструкция выходит лёгкой. Внутри теперь стол, стеллаж и тишина, а комната снаружи осталась комнатой, а не коридором с дверью.</w:t>
       </w:r>
     </w:p>
     <w:p>
       <w:r>
-        <w:t>Работа из дома, ноутбук на кухонном столе, за спиной телевизор. Отдельной комнаты нет, зато почти всегда есть ниша или угол шириной 150-200 см.</w:t>
-      </w:r>
-    </w:p>
-    <w:p>
-      <w:r>
-        <w:t>Что ставят: стационарное полотно с распашной створкой. Для проёма до 900 мм створка встаёт свободно, стекло берут 8 мм. Рабочее место отделяется от квартиры, но не превращается в чулан.</w:t>
-      </w:r>
-    </w:p>
-    <w:p>
-      <w:r>
-        <w:t>Что учесть: звук. Стекло 10 мм с уплотнителем приглушает разговор, но созвон с открытой створкой слышно всей квартире. Если созвоны каждый день, закладывайте плотный притвор и доводчик.</w:t>
+        <w:t>Честно про минус: полной тишины там нет. Стекло с уплотнителем приглушает разговор, но громкий созвон слышно. Наушники он оставил.</w:t>
       </w:r>
     </w:p>
     <w:p>
@@ -79,7 +61,7 @@
           <w:i/>
           <w:sz w:val="18"/>
         </w:rPr>
-        <w:t>[ФОТО: Кабинет в нише: стационарное полотно с распашной створкой, стекло 8 мм.]</w:t>
+        <w:t>[ФОТО: Ниша шириной 180 см: стол за стеклом, комната снаружи осталась комнатой.]</w:t>
       </w:r>
     </w:p>
     <w:p>
@@ -87,22 +69,22 @@
         <w:pStyle w:val="Heading2"/>
       </w:pPr>
       <w:r>
-        <w:t>Планировка 2. Студия, где окно одно на всю квартиру</w:t>
+        <w:t>Спальня, которая съела окно</w:t>
       </w:r>
     </w:p>
     <w:p>
       <w:r>
-        <w:t>Самый частый случай в новостройках: 28-35 м² и одно окно. Комнату делят пополам ради спальни, и вторая половина остаётся без дневного света совсем.</w:t>
+        <w:t>Студия 32 метра, окно одно. Хозяйка хотела спальню и была готова делить комнату стеной ровно посередине.</w:t>
       </w:r>
     </w:p>
     <w:p>
       <w:r>
-        <w:t>Что ставят: стационарную светопрозрачную перегородку по линии деления или реечную конструкцию для мягкого зонирования. Спальня появляется, а окно продолжает работать на обе зоны.</w:t>
+        <w:t>Я попросил её встать в дальнем углу будущей спальни и представить, что там теперь всегда вечер: окно-то остаётся с другой стороны. Так выглядит половина студий, которые я видел.</w:t>
       </w:r>
     </w:p>
     <w:p>
       <w:r>
-        <w:t>Что учесть: приватность. Полностью прозрачное стекло в спальне подходит не всем. Решается тонировкой, рифлением, матовой полосой на уровне глаз или шторой на потолочном карнизе с внутренней стороны. Свет при этом проходит, а силуэты нет.</w:t>
+        <w:t>Сделали иначе. По линии деления встала светопрозрачная перегородка: спальня появилась, а свет остался общим на всю квартиру. Для приватности пустили матовую полосу на уровне глаз и повесили штору на потолочный карниз с внутренней стороны. Вечером задёрнул, утром открыл.</w:t>
       </w:r>
     </w:p>
     <w:p>
@@ -111,7 +93,12 @@
           <w:i/>
           <w:sz w:val="18"/>
         </w:rPr>
-        <w:t>[ФОТО: Студия 28 м²: спальня отделена светопрозрачной перегородкой, окно продолжает работать на обе зоны.]</w:t>
+        <w:t>[ФОТО: Прозрачное, рифлёное и матированное на просвет: света пропускают почти поровну, видно через них по-разному.]</w:t>
+      </w:r>
+    </w:p>
+    <w:p>
+      <w:r>
+        <w:t>Кто-то скажет, что спать за стеклом невозможно. Половина заказчиков говорила так же до монтажа и переставала замечать через неделю. Но если вам нужна темнота, закладывайте плотную штору сразу.</w:t>
       </w:r>
     </w:p>
     <w:p>
@@ -120,7 +107,7 @@
           <w:i/>
           <w:sz w:val="18"/>
         </w:rPr>
-        <w:t>[ФОТО: Три варианта стекла на просвет: прозрачное, рифлёное, матированное.]</w:t>
+        <w:t>[ФОТО: Спальня за перегородкой: окно продолжает работать на обе половины.]</w:t>
       </w:r>
     </w:p>
     <w:p>
@@ -128,22 +115,22 @@
         <w:pStyle w:val="Heading2"/>
       </w:pPr>
       <w:r>
-        <w:t>Планировка 3. Гардеробная из угла спальни</w:t>
+        <w:t>Шкаф-купе, который проиграл углу</w:t>
       </w:r>
     </w:p>
     <w:p>
       <w:r>
-        <w:t>Угол 120 × 200 см, который сейчас занимает шкаф-купе: глубина 60 см вместе с дверями, и всё равно не вмещает всё.</w:t>
+        <w:t>Спальня, в углу шкаф-купе на два метра: глубина шестьдесят сантиметров вместе с дверями, внутри одна штанга и вечный бардак.</w:t>
       </w:r>
     </w:p>
     <w:p>
       <w:r>
-        <w:t>Что ставят: раздвижную перегородку. Для проёма от 900 мм она удобнее распашной, потому что створке не нужен радиус открывания: полотно уходит вдоль стены. Стекло 10 мм здесь универсально.</w:t>
+        <w:t>Из этого угла мы вынесли гардеробную. Не стену построили, а поставили раздвижную перегородку: створка едет вдоль стены, ей не нужно место на открывание, а в спальне это решает. Внутри поместились две штанги на разной высоте и коробки сверху, куда шкаф не пускал.</w:t>
       </w:r>
     </w:p>
     <w:p>
       <w:r>
-        <w:t>Что учесть: вес. Квадратный метр стекла 10 мм весит около 25 кг, створка 900 × 2400 мм тянет примерно на 54 кг. Верхнюю направляющую крепят в перекрытие или в стену с закладной, а не в гипсокартонный короб. Пол при этом сверлить не обязательно.</w:t>
+        <w:t>Что стоит знать заранее: стекло тяжёлое. Квадратный метр десятки весит около 25 кг, створка 900 на 2400 тянет на 54 кг. Верхнюю направляющую крепят в перекрытие или в стену с закладной, в гипсокартонный короб такое вешать нельзя. Пол при этом сверлить не обязательно.</w:t>
       </w:r>
     </w:p>
     <w:p>
@@ -152,7 +139,7 @@
           <w:i/>
           <w:sz w:val="18"/>
         </w:rPr>
-        <w:t>[ФОТО: Гардеробная за раздвижной перегородкой: створка уходит вдоль стены и не требует места на открывание.]</w:t>
+        <w:t>[ФОТО: Та самая верхняя направляющая. Держит 54 кг, поэтому крепится в перекрытие.]</w:t>
       </w:r>
     </w:p>
     <w:p>
@@ -161,7 +148,7 @@
           <w:i/>
           <w:sz w:val="18"/>
         </w:rPr>
-        <w:t>[ФОТО: Верхняя направляющая раздвижной системы: крепление идёт в перекрытие.]</w:t>
+        <w:t>[ФОТО: Гардеробная вместо шкафа-купе: створка едет вдоль стены и не просит места на открывание.]</w:t>
       </w:r>
     </w:p>
     <w:p>
@@ -169,22 +156,22 @@
         <w:pStyle w:val="Heading2"/>
       </w:pPr>
       <w:r>
-        <w:t>Планировка 4. Тёмный коридор без единого окна</w:t>
+        <w:t>Коридор, в котором всегда горит лампа</w:t>
       </w:r>
     </w:p>
     <w:p>
       <w:r>
-        <w:t>Коридор, куда дневной свет не попадает никогда. Днём там горит лампа, и квартира кажется меньше, чем есть.</w:t>
+        <w:t>Трёшка, коридор в середине квартиры, окон там нет и быть не может. Лампа горит с утра до ночи, и все давно решили, что так и надо жить.</w:t>
       </w:r>
     </w:p>
     <w:p>
       <w:r>
-        <w:t>Что ставят: стекло между коридором и соседней комнатой вместо глухой стены. Свет уходит во второй ряд помещений, коридор перестаёт быть трубой. Берут рифлёное или матированное: свет проходит, а происходящее в комнате остаётся личным делом.</w:t>
+        <w:t>Кусок глухой стены между коридором и гостиной мы заменили на рифлёное стекло. Свет из комнаты пошёл во второй ряд, коридор перестал быть трубой. Рифление тут не ради красоты: сквозь него проходит свет, но не видно, кто и в чём идёт из ванной.</w:t>
       </w:r>
     </w:p>
     <w:p>
       <w:r>
-        <w:t>Что учесть: габариты. Одним листом закрывается высота до 3200 мм при ширине створки до 1200 мм. Проём шире делят на секции, и место стыка стоит обсудить на чертеже заранее, а не увидеть его посреди прохода.</w:t>
+        <w:t>Ограничение одно, техническое: одним листом закрывается высота до 3200 мм при ширине створки до 1200 мм, проём шире делят на секции. Место стыка обсудите на чертеже, иначе он окажется посреди прохода.</w:t>
       </w:r>
     </w:p>
     <w:p>
@@ -193,7 +180,7 @@
           <w:i/>
           <w:sz w:val="18"/>
         </w:rPr>
-        <w:t>[ФОТО: Коридор без окна: рифлёное стекло вместо глухой стены пропускает свет из комнаты.]</w:t>
+        <w:t>[ФОТО: Коридор без окон: свет приходит из гостиной через рифлёное стекло.]</w:t>
       </w:r>
     </w:p>
     <w:p>
@@ -201,292 +188,27 @@
         <w:pStyle w:val="Heading2"/>
       </w:pPr>
       <w:r>
-        <w:t>Что подходит под какую планировку</w:t>
+        <w:t>Что спрашивают чаще всего</w:t>
       </w:r>
     </w:p>
     <w:p>
       <w:r>
-        <w:rPr>
-          <w:i/>
-          <w:sz w:val="18"/>
-        </w:rPr>
-        <w:t>[ФОТО: Схема: четыре планировки и линия деления в каждой.]</w:t>
-      </w:r>
-    </w:p>
-    <w:tbl>
-      <w:tblPr>
-        <w:tblStyle w:val="TableGrid"/>
-        <w:tblW w:type="auto" w:w="0"/>
-        <w:tblLook w:firstColumn="1" w:firstRow="1" w:lastColumn="0" w:lastRow="0" w:noHBand="0" w:noVBand="1" w:val="04A0"/>
-      </w:tblPr>
-      <w:tblGrid>
-        <w:gridCol w:w="2160"/>
-        <w:gridCol w:w="2160"/>
-        <w:gridCol w:w="2160"/>
-        <w:gridCol w:w="2160"/>
-      </w:tblGrid>
-      <w:tr>
-        <w:tc>
-          <w:tcPr>
-            <w:tcW w:type="dxa" w:w="2160"/>
-          </w:tcPr>
-          <w:p>
-            <w:r>
-              <w:rPr>
-                <w:b/>
-              </w:rPr>
-              <w:t>Планировка</w:t>
-            </w:r>
-          </w:p>
-        </w:tc>
-        <w:tc>
-          <w:tcPr>
-            <w:tcW w:type="dxa" w:w="2160"/>
-          </w:tcPr>
-          <w:p>
-            <w:r>
-              <w:rPr>
-                <w:b/>
-              </w:rPr>
-              <w:t>Что ставят</w:t>
-            </w:r>
-          </w:p>
-        </w:tc>
-        <w:tc>
-          <w:tcPr>
-            <w:tcW w:type="dxa" w:w="2160"/>
-          </w:tcPr>
-          <w:p>
-            <w:r>
-              <w:rPr>
-                <w:b/>
-              </w:rPr>
-              <w:t>Стекло, мм</w:t>
-            </w:r>
-          </w:p>
-        </w:tc>
-        <w:tc>
-          <w:tcPr>
-            <w:tcW w:type="dxa" w:w="2160"/>
-          </w:tcPr>
-          <w:p>
-            <w:r>
-              <w:rPr>
-                <w:b/>
-              </w:rPr>
-              <w:t>Срок, дней</w:t>
-            </w:r>
-          </w:p>
-        </w:tc>
-      </w:tr>
-      <w:tr>
-        <w:tc>
-          <w:tcPr>
-            <w:tcW w:type="dxa" w:w="2160"/>
-          </w:tcPr>
-          <w:p>
-            <w:r>
-              <w:t>Кабинет в нише</w:t>
-            </w:r>
-          </w:p>
-        </w:tc>
-        <w:tc>
-          <w:tcPr>
-            <w:tcW w:type="dxa" w:w="2160"/>
-          </w:tcPr>
-          <w:p>
-            <w:r>
-              <w:t>Стационарная с распашной створкой</w:t>
-            </w:r>
-          </w:p>
-        </w:tc>
-        <w:tc>
-          <w:tcPr>
-            <w:tcW w:type="dxa" w:w="2160"/>
-          </w:tcPr>
-          <w:p>
-            <w:r>
-              <w:t>8</w:t>
-            </w:r>
-          </w:p>
-        </w:tc>
-        <w:tc>
-          <w:tcPr>
-            <w:tcW w:type="dxa" w:w="2160"/>
-          </w:tcPr>
-          <w:p>
-            <w:r>
-              <w:t>20-25</w:t>
-            </w:r>
-          </w:p>
-        </w:tc>
-      </w:tr>
-      <w:tr>
-        <w:tc>
-          <w:tcPr>
-            <w:tcW w:type="dxa" w:w="2160"/>
-          </w:tcPr>
-          <w:p>
-            <w:r>
-              <w:t>Спальня в студии</w:t>
-            </w:r>
-          </w:p>
-        </w:tc>
-        <w:tc>
-          <w:tcPr>
-            <w:tcW w:type="dxa" w:w="2160"/>
-          </w:tcPr>
-          <w:p>
-            <w:r>
-              <w:t>Стационарная или реечная</w:t>
-            </w:r>
-          </w:p>
-        </w:tc>
-        <w:tc>
-          <w:tcPr>
-            <w:tcW w:type="dxa" w:w="2160"/>
-          </w:tcPr>
-          <w:p>
-            <w:r>
-              <w:t>8, 10</w:t>
-            </w:r>
-          </w:p>
-        </w:tc>
-        <w:tc>
-          <w:tcPr>
-            <w:tcW w:type="dxa" w:w="2160"/>
-          </w:tcPr>
-          <w:p>
-            <w:r>
-              <w:t>20-22</w:t>
-            </w:r>
-          </w:p>
-        </w:tc>
-      </w:tr>
-      <w:tr>
-        <w:tc>
-          <w:tcPr>
-            <w:tcW w:type="dxa" w:w="2160"/>
-          </w:tcPr>
-          <w:p>
-            <w:r>
-              <w:t>Гардеробная</w:t>
-            </w:r>
-          </w:p>
-        </w:tc>
-        <w:tc>
-          <w:tcPr>
-            <w:tcW w:type="dxa" w:w="2160"/>
-          </w:tcPr>
-          <w:p>
-            <w:r>
-              <w:t>Раздвижная</w:t>
-            </w:r>
-          </w:p>
-        </w:tc>
-        <w:tc>
-          <w:tcPr>
-            <w:tcW w:type="dxa" w:w="2160"/>
-          </w:tcPr>
-          <w:p>
-            <w:r>
-              <w:t>10</w:t>
-            </w:r>
-          </w:p>
-        </w:tc>
-        <w:tc>
-          <w:tcPr>
-            <w:tcW w:type="dxa" w:w="2160"/>
-          </w:tcPr>
-          <w:p>
-            <w:r>
-              <w:t>22-25</w:t>
-            </w:r>
-          </w:p>
-        </w:tc>
-      </w:tr>
-      <w:tr>
-        <w:tc>
-          <w:tcPr>
-            <w:tcW w:type="dxa" w:w="2160"/>
-          </w:tcPr>
-          <w:p>
-            <w:r>
-              <w:t>Коридор без окна</w:t>
-            </w:r>
-          </w:p>
-        </w:tc>
-        <w:tc>
-          <w:tcPr>
-            <w:tcW w:type="dxa" w:w="2160"/>
-          </w:tcPr>
-          <w:p>
-            <w:r>
-              <w:t>Стационарная, рифлёное стекло</w:t>
-            </w:r>
-          </w:p>
-        </w:tc>
-        <w:tc>
-          <w:tcPr>
-            <w:tcW w:type="dxa" w:w="2160"/>
-          </w:tcPr>
-          <w:p>
-            <w:r>
-              <w:t>8, 10</w:t>
-            </w:r>
-          </w:p>
-        </w:tc>
-        <w:tc>
-          <w:tcPr>
-            <w:tcW w:type="dxa" w:w="2160"/>
-          </w:tcPr>
-          <w:p>
-            <w:r>
-              <w:t>20-25</w:t>
-            </w:r>
-          </w:p>
-        </w:tc>
-      </w:tr>
-    </w:tbl>
-    <w:p>
-      <w:pPr>
-        <w:pStyle w:val="Heading2"/>
-      </w:pPr>
-      <w:r>
-        <w:t>Чего перегородка не делает</w:t>
+        <w:t>Нужно ли согласование. Обычно нет: перегородка не опирается на несущие конструкции. Разрешение понадобится, только если двигаются границы мокрых зон или закрывается проём в несущей стене.</w:t>
       </w:r>
     </w:p>
     <w:p>
       <w:r>
-        <w:t>Не даёт полной тишины. Стекло 10 мм с уплотнителем приглушает разговор, но спящий человек услышит телевизор.</w:t>
+        <w:t>Сколько ждать. По своим размерам 20-25 дней: замер, чертёж, раскрой, закалка, покраска профиля, сборка. Монтаж занимает день.</w:t>
       </w:r>
     </w:p>
     <w:p>
       <w:r>
-        <w:t>Не держит запахи с кухни полностью. Раздвижные системы не герметичны по определению, и вытяжку они не заменяют.</w:t>
+        <w:t>Сколько стоит. Готовые модели GENGLASS начинаются от 64 900 рублей за изделие. Считают изделие целиком, а не квадратные метры: фурнитура и кромка стоят почти одинаково на узкой и широкой створке.</w:t>
       </w:r>
     </w:p>
     <w:p>
       <w:r>
-        <w:t>Не заменяет несущую стену и не двигает мокрые зоны. Перенос санузла и разбор несущего это перепланировка с согласованием.</w:t>
-      </w:r>
-    </w:p>
-    <w:p>
-      <w:pPr>
-        <w:pStyle w:val="Heading2"/>
-      </w:pPr>
-      <w:r>
-        <w:t>Сколько это занимает по времени и деньгам</w:t>
-      </w:r>
-    </w:p>
-    <w:p>
-      <w:r>
-        <w:t>По индивидуальным размерам конструкция делается 20-25 дней: замер и чертёж, раскрой, закалка, покраска профиля, сборка и ОТК. Монтаж занимает один день, каскадные системы до двух.</w:t>
-      </w:r>
-    </w:p>
-    <w:p>
-      <w:r>
-        <w:t>Готовые модели GENGLASS начинаются от 64 900 ₽ за изделие. Считается именно изделие целиком, а не квадратные метры: фурнитура и обработка кромки стоят почти одинаково на узкой и на широкой створке.</w:t>
+        <w:t>Безопасно ли, если дети. Стекло закалённое: при ударе рассыпается на мелкие осколки с тупыми краями, а не на лезвия. В детскую сверху клеят плёнку или ставят триплекс.</w:t>
       </w:r>
     </w:p>
     <w:p>
@@ -499,12 +221,17 @@
     </w:p>
     <w:p>
       <w:r>
-        <w:t>Общее у всех четырёх случаев одно: метров хватало, их просто поделили неудачно. Перед тем как строить стену, стоит честно ответить, что вы отделяете и от чего. Если нужен только визуальный барьер, глухая конструкция забирает больше, чем даёт.</w:t>
+        <w:t>Общее у всех четырёх квартир одно: метров хватало. Их просто поделили так, что половина осталась без света.</w:t>
       </w:r>
     </w:p>
     <w:p>
       <w:r>
-        <w:t>В какой из четырёх планировок узнали свою квартиру? Напишите номер в комментариях. Если ваш случай пятый и в список не попал, опишите его тоже, разберу в следующей статье.</w:t>
+        <w:t>Поэтому перед стеной честно ответьте себе на один вопрос: вы отделяете шум или вид? Если только вид, глухая стена забирает больше, чем отдаёт.</w:t>
+      </w:r>
+    </w:p>
+    <w:p>
+      <w:r>
+        <w:t>А у вас какая планировка? Если ваш случай пятый и в список не попал, опишите его в комментариях, разберу в следующий раз.</w:t>
       </w:r>
     </w:p>
     <w:p>
@@ -525,7 +252,7 @@
         <w:pStyle w:val="ListNumber"/>
       </w:pPr>
       <w:r>
-        <w:t>Перегородка вместо стены: 4 планировки, где это спасает квартиру</w:t>
+        <w:t>Стена, которая крадёт свет. Четыре квартиры, где я бы её не строил</w:t>
       </w:r>
     </w:p>
     <w:p>
@@ -533,7 +260,7 @@
         <w:pStyle w:val="ListNumber"/>
       </w:pPr>
       <w:r>
-        <w:t>Четыре случая, когда глухая стена ломает квартиру</w:t>
+        <w:t>Четыре планировки, в которых новая стена всё портит</w:t>
       </w:r>
     </w:p>
     <w:p>
@@ -541,7 +268,7 @@
         <w:pStyle w:val="ListNumber"/>
       </w:pPr>
       <w:r>
-        <w:t>Где стену лучше не строить: разбор четырёх планировок</w:t>
+        <w:t>Не стройте эту стену: четыре истории из ремонта</w:t>
       </w:r>
     </w:p>
     <w:p>
@@ -549,527 +276,161 @@
         <w:pStyle w:val="Heading2"/>
       </w:pPr>
       <w:r>
-        <w:t>Служебное: техзадание на фотографии</w:t>
+        <w:t>Служебное: какие нужны фотографии</w:t>
       </w:r>
     </w:p>
     <w:p>
       <w:r>
-        <w:t>Восемь кадров: пять обязательных и три желательных. Съёмка дневная, без вспышки в лоб. Ни в одном кадре нет текста, логотипов и людей.</w:t>
+        <w:t>Семь кадров: пять обязательных и два желательных. Съёмка дневная, без вспышки в лоб. Ни в одном кадре нет текста, логотипов и людей.</w:t>
       </w:r>
     </w:p>
-    <w:tbl>
-      <w:tblPr>
-        <w:tblStyle w:val="TableGrid"/>
-        <w:tblW w:type="auto" w:w="0"/>
-        <w:tblLook w:firstColumn="1" w:firstRow="1" w:lastColumn="0" w:lastRow="0" w:noHBand="0" w:noVBand="1" w:val="04A0"/>
-      </w:tblPr>
-      <w:tblGrid>
-        <w:gridCol w:w="1728"/>
-        <w:gridCol w:w="1728"/>
-        <w:gridCol w:w="1728"/>
-        <w:gridCol w:w="1728"/>
-        <w:gridCol w:w="1728"/>
-      </w:tblGrid>
-      <w:tr>
-        <w:tc>
-          <w:tcPr>
-            <w:tcW w:type="dxa" w:w="1728"/>
-          </w:tcPr>
-          <w:p>
-            <w:r>
-              <w:rPr>
-                <w:b/>
-              </w:rPr>
-              <w:t>#</w:t>
-            </w:r>
-          </w:p>
-        </w:tc>
-        <w:tc>
-          <w:tcPr>
-            <w:tcW w:type="dxa" w:w="1728"/>
-          </w:tcPr>
-          <w:p>
-            <w:r>
-              <w:rPr>
-                <w:b/>
-              </w:rPr>
-              <w:t>Кадр и место в статье</w:t>
-            </w:r>
-          </w:p>
-        </w:tc>
-        <w:tc>
-          <w:tcPr>
-            <w:tcW w:type="dxa" w:w="1728"/>
-          </w:tcPr>
-          <w:p>
-            <w:r>
-              <w:rPr>
-                <w:b/>
-              </w:rPr>
-              <w:t>Формат</w:t>
-            </w:r>
-          </w:p>
-        </w:tc>
-        <w:tc>
-          <w:tcPr>
-            <w:tcW w:type="dxa" w:w="1728"/>
-          </w:tcPr>
-          <w:p>
-            <w:r>
-              <w:rPr>
-                <w:b/>
-              </w:rPr>
-              <w:t>Что должно быть в кадре</w:t>
-            </w:r>
-          </w:p>
-        </w:tc>
-        <w:tc>
-          <w:tcPr>
-            <w:tcW w:type="dxa" w:w="1728"/>
-          </w:tcPr>
-          <w:p>
-            <w:r>
-              <w:rPr>
-                <w:b/>
-              </w:rPr>
-              <w:t>Статус</w:t>
-            </w:r>
-          </w:p>
-        </w:tc>
-      </w:tr>
-      <w:tr>
-        <w:tc>
-          <w:tcPr>
-            <w:tcW w:type="dxa" w:w="1728"/>
-          </w:tcPr>
-          <w:p>
-            <w:r>
-              <w:t>1</w:t>
-            </w:r>
-          </w:p>
-        </w:tc>
-        <w:tc>
-          <w:tcPr>
-            <w:tcW w:type="dxa" w:w="1728"/>
-          </w:tcPr>
-          <w:p>
-            <w:r>
-              <w:t>Обложка. Гостиная, разделённая стеклянной перегородкой в чёрной раме: свет от окна доходит до обеих зон.</w:t>
-              <w:br/>
-              <w:t>Обложка</w:t>
-            </w:r>
-          </w:p>
-        </w:tc>
-        <w:tc>
-          <w:tcPr>
-            <w:tcW w:type="dxa" w:w="1728"/>
-          </w:tcPr>
-          <w:p>
-            <w:r>
-              <w:t>16:9, от 1280 px</w:t>
-            </w:r>
-          </w:p>
-        </w:tc>
-        <w:tc>
-          <w:tcPr>
-            <w:tcW w:type="dxa" w:w="1728"/>
-          </w:tcPr>
-          <w:p>
-            <w:r>
-              <w:t>Один кадр, снятый от входа в комнату с высоты глаз, примерно 150-160 см. В кадре обязательно окно и линия перегородки, за ней просматривается вторая зона. Свет дневной, без вспышки. Текста, логотипов и людей в кадре нет. Формат 16:9, от 1280 px по ширине.</w:t>
-            </w:r>
-          </w:p>
-        </w:tc>
-        <w:tc>
-          <w:tcPr>
-            <w:tcW w:type="dxa" w:w="1728"/>
-          </w:tcPr>
-          <w:p>
-            <w:r>
-              <w:t>обязательно</w:t>
-            </w:r>
-          </w:p>
-        </w:tc>
-      </w:tr>
-      <w:tr>
-        <w:tc>
-          <w:tcPr>
-            <w:tcW w:type="dxa" w:w="1728"/>
-          </w:tcPr>
-          <w:p>
-            <w:r>
-              <w:t>2</w:t>
-            </w:r>
-          </w:p>
-        </w:tc>
-        <w:tc>
-          <w:tcPr>
-            <w:tcW w:type="dxa" w:w="1728"/>
-          </w:tcPr>
-          <w:p>
-            <w:r>
-              <w:t>Кабинет в нише: стационарное полотно с распашной створкой, стекло 8 мм.</w:t>
-              <w:br/>
-              <w:t>После абзаца о планировке 1</w:t>
-            </w:r>
-          </w:p>
-        </w:tc>
-        <w:tc>
-          <w:tcPr>
-            <w:tcW w:type="dxa" w:w="1728"/>
-          </w:tcPr>
-          <w:p>
-            <w:r>
-              <w:t>3:2, от 1000 px</w:t>
-            </w:r>
-          </w:p>
-        </w:tc>
-        <w:tc>
-          <w:tcPr>
-            <w:tcW w:type="dxa" w:w="1728"/>
-          </w:tcPr>
-          <w:p>
-            <w:r>
-              <w:t>Ниша с рабочим столом, отделённая стеклом. Снимать от противоположной стены, чтобы было видно и рабочее место, и часть комнаты. Ширина ниши в кадре читается целиком. На столе минимум предметов, ноутбук открыт.</w:t>
-            </w:r>
-          </w:p>
-        </w:tc>
-        <w:tc>
-          <w:tcPr>
-            <w:tcW w:type="dxa" w:w="1728"/>
-          </w:tcPr>
-          <w:p>
-            <w:r>
-              <w:t>обязательно</w:t>
-            </w:r>
-          </w:p>
-        </w:tc>
-      </w:tr>
-      <w:tr>
-        <w:tc>
-          <w:tcPr>
-            <w:tcW w:type="dxa" w:w="1728"/>
-          </w:tcPr>
-          <w:p>
-            <w:r>
-              <w:t>3</w:t>
-            </w:r>
-          </w:p>
-        </w:tc>
-        <w:tc>
-          <w:tcPr>
-            <w:tcW w:type="dxa" w:w="1728"/>
-          </w:tcPr>
-          <w:p>
-            <w:r>
-              <w:t>Студия 28 м²: спальня отделена светопрозрачной перегородкой, окно продолжает работать на обе зоны.</w:t>
-              <w:br/>
-              <w:t>После абзаца о планировке 2</w:t>
-            </w:r>
-          </w:p>
-        </w:tc>
-        <w:tc>
-          <w:tcPr>
-            <w:tcW w:type="dxa" w:w="1728"/>
-          </w:tcPr>
-          <w:p>
-            <w:r>
-              <w:t>3:2, от 1000 px</w:t>
-            </w:r>
-          </w:p>
-        </w:tc>
-        <w:tc>
-          <w:tcPr>
-            <w:tcW w:type="dxa" w:w="1728"/>
-          </w:tcPr>
-          <w:p>
-            <w:r>
-              <w:t>Кадр из жилой зоны в сторону спальни, окно в кадре. Хорошо, если видно матовую полосу или тонировку на стекле. Кровать заправлена, шторы открыты, свет дневной.</w:t>
-            </w:r>
-          </w:p>
-        </w:tc>
-        <w:tc>
-          <w:tcPr>
-            <w:tcW w:type="dxa" w:w="1728"/>
-          </w:tcPr>
-          <w:p>
-            <w:r>
-              <w:t>обязательно</w:t>
-            </w:r>
-          </w:p>
-        </w:tc>
-      </w:tr>
-      <w:tr>
-        <w:tc>
-          <w:tcPr>
-            <w:tcW w:type="dxa" w:w="1728"/>
-          </w:tcPr>
-          <w:p>
-            <w:r>
-              <w:t>4</w:t>
-            </w:r>
-          </w:p>
-        </w:tc>
-        <w:tc>
-          <w:tcPr>
-            <w:tcW w:type="dxa" w:w="1728"/>
-          </w:tcPr>
-          <w:p>
-            <w:r>
-              <w:t>Гардеробная за раздвижной перегородкой: створка уходит вдоль стены и не требует места на открывание.</w:t>
-              <w:br/>
-              <w:t>После абзаца о планировке 3</w:t>
-            </w:r>
-          </w:p>
-        </w:tc>
-        <w:tc>
-          <w:tcPr>
-            <w:tcW w:type="dxa" w:w="1728"/>
-          </w:tcPr>
-          <w:p>
-            <w:r>
-              <w:t>3:2, от 1000 px</w:t>
-            </w:r>
-          </w:p>
-        </w:tc>
-        <w:tc>
-          <w:tcPr>
-            <w:tcW w:type="dxa" w:w="1728"/>
-          </w:tcPr>
-          <w:p>
-            <w:r>
-              <w:t>Створка приоткрыта примерно на треть, за ней видна штанга с вещами. Снимать так, чтобы в кадр попала верхняя направляющая: она объясняет фразу про крепление в перекрытие.</w:t>
-            </w:r>
-          </w:p>
-        </w:tc>
-        <w:tc>
-          <w:tcPr>
-            <w:tcW w:type="dxa" w:w="1728"/>
-          </w:tcPr>
-          <w:p>
-            <w:r>
-              <w:t>обязательно</w:t>
-            </w:r>
-          </w:p>
-        </w:tc>
-      </w:tr>
-      <w:tr>
-        <w:tc>
-          <w:tcPr>
-            <w:tcW w:type="dxa" w:w="1728"/>
-          </w:tcPr>
-          <w:p>
-            <w:r>
-              <w:t>5</w:t>
-            </w:r>
-          </w:p>
-        </w:tc>
-        <w:tc>
-          <w:tcPr>
-            <w:tcW w:type="dxa" w:w="1728"/>
-          </w:tcPr>
-          <w:p>
-            <w:r>
-              <w:t>Коридор без окна: рифлёное стекло вместо глухой стены пропускает свет из комнаты.</w:t>
-              <w:br/>
-              <w:t>После абзаца о планировке 4</w:t>
-            </w:r>
-          </w:p>
-        </w:tc>
-        <w:tc>
-          <w:tcPr>
-            <w:tcW w:type="dxa" w:w="1728"/>
-          </w:tcPr>
-          <w:p>
-            <w:r>
-              <w:t>3:2, от 1000 px</w:t>
-            </w:r>
-          </w:p>
-        </w:tc>
-        <w:tc>
-          <w:tcPr>
-            <w:tcW w:type="dxa" w:w="1728"/>
-          </w:tcPr>
-          <w:p>
-            <w:r>
-              <w:t>Съёмка вдоль коридора, свет идёт из комнаты через стекло. Лампы в коридоре выключены, иначе эффект не читается. За стеклом угадывается силуэт мебели, деталей не видно.</w:t>
-            </w:r>
-          </w:p>
-        </w:tc>
-        <w:tc>
-          <w:tcPr>
-            <w:tcW w:type="dxa" w:w="1728"/>
-          </w:tcPr>
-          <w:p>
-            <w:r>
-              <w:t>обязательно</w:t>
-            </w:r>
-          </w:p>
-        </w:tc>
-      </w:tr>
-      <w:tr>
-        <w:tc>
-          <w:tcPr>
-            <w:tcW w:type="dxa" w:w="1728"/>
-          </w:tcPr>
-          <w:p>
-            <w:r>
-              <w:t>6</w:t>
-            </w:r>
-          </w:p>
-        </w:tc>
-        <w:tc>
-          <w:tcPr>
-            <w:tcW w:type="dxa" w:w="1728"/>
-          </w:tcPr>
-          <w:p>
-            <w:r>
-              <w:t>Верхняя направляющая раздвижной системы: крепление идёт в перекрытие.</w:t>
-              <w:br/>
-              <w:t>К блоку про вес и крепление</w:t>
-            </w:r>
-          </w:p>
-        </w:tc>
-        <w:tc>
-          <w:tcPr>
-            <w:tcW w:type="dxa" w:w="1728"/>
-          </w:tcPr>
-          <w:p>
-            <w:r>
-              <w:t>3:2, от 1000 px</w:t>
-            </w:r>
-          </w:p>
-        </w:tc>
-        <w:tc>
-          <w:tcPr>
-            <w:tcW w:type="dxa" w:w="1728"/>
-          </w:tcPr>
-          <w:p>
-            <w:r>
-              <w:t>Макро узла крепления, кадр по горизонтали. Видны профиль, ролик и потолок. Съёмка со штатива, диафрагма прикрыта, чтобы вся деталь была в фокусе.</w:t>
-            </w:r>
-          </w:p>
-        </w:tc>
-        <w:tc>
-          <w:tcPr>
-            <w:tcW w:type="dxa" w:w="1728"/>
-          </w:tcPr>
-          <w:p>
-            <w:r>
-              <w:t>желательно</w:t>
-            </w:r>
-          </w:p>
-        </w:tc>
-      </w:tr>
-      <w:tr>
-        <w:tc>
-          <w:tcPr>
-            <w:tcW w:type="dxa" w:w="1728"/>
-          </w:tcPr>
-          <w:p>
-            <w:r>
-              <w:t>7</w:t>
-            </w:r>
-          </w:p>
-        </w:tc>
-        <w:tc>
-          <w:tcPr>
-            <w:tcW w:type="dxa" w:w="1728"/>
-          </w:tcPr>
-          <w:p>
-            <w:r>
-              <w:t>Три варианта стекла на просвет: прозрачное, рифлёное, матированное.</w:t>
-              <w:br/>
-              <w:t>К абзацу про приватность</w:t>
-            </w:r>
-          </w:p>
-        </w:tc>
-        <w:tc>
-          <w:tcPr>
-            <w:tcW w:type="dxa" w:w="1728"/>
-          </w:tcPr>
-          <w:p>
-            <w:r>
-              <w:t>3:2, от 1000 px</w:t>
-            </w:r>
-          </w:p>
-        </w:tc>
-        <w:tc>
-          <w:tcPr>
-            <w:tcW w:type="dxa" w:w="1728"/>
-          </w:tcPr>
-          <w:p>
-            <w:r>
-              <w:t>Три образца рядом на одном фоне, за ними источник света. Разница в прозрачности должна читаться с миниатюры в ленте. Формат строго горизонтальный.</w:t>
-            </w:r>
-          </w:p>
-        </w:tc>
-        <w:tc>
-          <w:tcPr>
-            <w:tcW w:type="dxa" w:w="1728"/>
-          </w:tcPr>
-          <w:p>
-            <w:r>
-              <w:t>желательно</w:t>
-            </w:r>
-          </w:p>
-        </w:tc>
-      </w:tr>
-      <w:tr>
-        <w:tc>
-          <w:tcPr>
-            <w:tcW w:type="dxa" w:w="1728"/>
-          </w:tcPr>
-          <w:p>
-            <w:r>
-              <w:t>8</w:t>
-            </w:r>
-          </w:p>
-        </w:tc>
-        <w:tc>
-          <w:tcPr>
-            <w:tcW w:type="dxa" w:w="1728"/>
-          </w:tcPr>
-          <w:p>
-            <w:r>
-              <w:t>Схема: четыре планировки и линия деления в каждой.</w:t>
-              <w:br/>
-              <w:t>Перед таблицей</w:t>
-            </w:r>
-          </w:p>
-        </w:tc>
-        <w:tc>
-          <w:tcPr>
-            <w:tcW w:type="dxa" w:w="1728"/>
-          </w:tcPr>
-          <w:p>
-            <w:r>
-              <w:t>4:3, от 1000 px</w:t>
-            </w:r>
-          </w:p>
-        </w:tc>
-        <w:tc>
-          <w:tcPr>
-            <w:tcW w:type="dxa" w:w="1728"/>
-          </w:tcPr>
-          <w:p>
-            <w:r>
-              <w:t>Простая графика, вид сверху, четыре плана в одном стиле. Линия перегородки выделена цветом, окно обозначено. Подписи короткие, шрифт без засечек. Годится и как второй вариант обложки.</w:t>
-            </w:r>
-          </w:p>
-        </w:tc>
-        <w:tc>
-          <w:tcPr>
-            <w:tcW w:type="dxa" w:w="1728"/>
-          </w:tcPr>
-          <w:p>
-            <w:r>
-              <w:t>желательно</w:t>
-            </w:r>
-          </w:p>
-        </w:tc>
-      </w:tr>
-    </w:tbl>
+    <w:p>
+      <w:r>
+        <w:rPr>
+          <w:b/>
+        </w:rPr>
+        <w:t>1. Обложка (16:9, от 1280 px, обязательно)</w:t>
+      </w:r>
+    </w:p>
+    <w:p>
+      <w:r>
+        <w:t>Гостиная со стеклянной перегородкой в чёрной раме, снимать от входа с высоты глаз, примерно 150-160 см. В кадре обязательно окно и линия перегородки, за ней просматривается вторая зона. Свет дневной, без вспышки. Ни текста, ни логотипов, ни людей.</w:t>
+      </w:r>
+    </w:p>
+    <w:p>
+      <w:r>
+        <w:rPr>
+          <w:i/>
+        </w:rPr>
+        <w:t>Подпись под фото: Одна комната, две зоны и общее окно.</w:t>
+      </w:r>
+    </w:p>
+    <w:p>
+      <w:r>
+        <w:rPr>
+          <w:b/>
+        </w:rPr>
+        <w:t>2. После истории про кабинет (3:2, от 1000 px, обязательно)</w:t>
+      </w:r>
+    </w:p>
+    <w:p>
+      <w:r>
+        <w:t>Съёмка от противоположной стены, чтобы в кадр попали и рабочее место, и часть комнаты. Ниша читается целиком. На столе минимум предметов, ноутбук открыт, стул отодвинут как будто человек вышел.</w:t>
+      </w:r>
+    </w:p>
+    <w:p>
+      <w:r>
+        <w:rPr>
+          <w:i/>
+        </w:rPr>
+        <w:t>Подпись под фото: Ниша шириной 180 см: стол за стеклом, комната снаружи осталась комнатой.</w:t>
+      </w:r>
+    </w:p>
+    <w:p>
+      <w:r>
+        <w:rPr>
+          <w:b/>
+        </w:rPr>
+        <w:t>3. После истории про студию (3:2, от 1000 px, обязательно)</w:t>
+      </w:r>
+    </w:p>
+    <w:p>
+      <w:r>
+        <w:t>Кадр из жилой зоны в сторону спальни, окно обязательно в кадре. Хорошо видно матовую полосу на уровне глаз. Кровать заправлена, шторы открыты, свет только дневной.</w:t>
+      </w:r>
+    </w:p>
+    <w:p>
+      <w:r>
+        <w:rPr>
+          <w:i/>
+        </w:rPr>
+        <w:t>Подпись под фото: Спальня за перегородкой: окно продолжает работать на обе половины.</w:t>
+      </w:r>
+    </w:p>
+    <w:p>
+      <w:r>
+        <w:rPr>
+          <w:b/>
+        </w:rPr>
+        <w:t>4. К абзацу про приватность (3:2, от 1000 px, желательно)</w:t>
+      </w:r>
+    </w:p>
+    <w:p>
+      <w:r>
+        <w:t>Три образца рядом на одном фоне, источник света за ними. Разница должна читаться даже в миниатюре в ленте. Строго горизонтальный кадр.</w:t>
+      </w:r>
+    </w:p>
+    <w:p>
+      <w:r>
+        <w:rPr>
+          <w:i/>
+        </w:rPr>
+        <w:t>Подпись под фото: Прозрачное, рифлёное и матированное на просвет: света пропускают почти поровну, видно через них по-разному.</w:t>
+      </w:r>
+    </w:p>
+    <w:p>
+      <w:r>
+        <w:rPr>
+          <w:b/>
+        </w:rPr>
+        <w:t>5. После истории про шкаф (3:2, от 1000 px, обязательно)</w:t>
+      </w:r>
+    </w:p>
+    <w:p>
+      <w:r>
+        <w:t>Створка приоткрыта примерно на треть, за ней видна штанга с вещами. Снимать так, чтобы в кадр попала верхняя направляющая: она объясняет абзац про крепление в перекрытие.</w:t>
+      </w:r>
+    </w:p>
+    <w:p>
+      <w:r>
+        <w:rPr>
+          <w:i/>
+        </w:rPr>
+        <w:t>Подпись под фото: Гардеробная вместо шкафа-купе: створка едет вдоль стены и не просит места на открывание.</w:t>
+      </w:r>
+    </w:p>
+    <w:p>
+      <w:r>
+        <w:rPr>
+          <w:b/>
+        </w:rPr>
+        <w:t>6. К абзацу про вес (3:2, от 1000 px, желательно)</w:t>
+      </w:r>
+    </w:p>
+    <w:p>
+      <w:r>
+        <w:t>Макро узла крепления, горизонтальный кадр. Видны профиль, ролик и потолок. Со штатива, диафрагма прикрыта, чтобы деталь целиком была в фокусе.</w:t>
+      </w:r>
+    </w:p>
+    <w:p>
+      <w:r>
+        <w:rPr>
+          <w:i/>
+        </w:rPr>
+        <w:t>Подпись под фото: Та самая верхняя направляющая. Держит 54 кг, поэтому крепится в перекрытие.</w:t>
+      </w:r>
+    </w:p>
+    <w:p>
+      <w:r>
+        <w:rPr>
+          <w:b/>
+        </w:rPr>
+        <w:t>7. После истории про коридор (3:2, от 1000 px, обязательно)</w:t>
+      </w:r>
+    </w:p>
+    <w:p>
+      <w:r>
+        <w:t>Съёмка вдоль коридора, свет идёт из комнаты через стекло. Лампы в коридоре выключены, иначе эффект не читается вообще. За стеклом угадывается силуэт мебели, деталей не разобрать.</w:t>
+      </w:r>
+    </w:p>
+    <w:p>
+      <w:r>
+        <w:rPr>
+          <w:i/>
+        </w:rPr>
+        <w:t>Подпись под фото: Коридор без окон: свет приходит из гостиной через рифлёное стекло.</w:t>
+      </w:r>
+    </w:p>
     <w:p>
       <w:pPr>
         <w:pStyle w:val="Heading2"/>
@@ -1091,7 +452,7 @@
         <w:pStyle w:val="ListBullet"/>
       </w:pPr>
       <w:r>
-        <w:t>Фото со слотами примеряются на странице index.html: перетащить файл в рамку, подвинуть кадр, посмотреть размеры.</w:t>
+        <w:t>Фото примеряются на странице index.html: перетащить файл в рамку, подвинуть кадр, посмотреть размеры.</w:t>
       </w:r>
     </w:p>
     <w:p>
@@ -1107,18 +468,23 @@
         <w:pStyle w:val="ListBullet"/>
       </w:pPr>
       <w:r>
-        <w:t>Длинных тире в тексте нет, только дефис. Сравнений с другими производителями нет.</w:t>
+        <w:t>Таблиц и списков-перечислений в тексте нет намеренно: формат Дзена, читается как история, а не как справка.</w:t>
       </w:r>
     </w:p>
     <w:p>
       <w:pPr>
-        <w:jc w:val="left"/>
+        <w:pStyle w:val="ListBullet"/>
       </w:pPr>
+      <w:r>
+        <w:t>Длинных тире нет, только дефис. Сравнений с другими производителями нет.</w:t>
+      </w:r>
+    </w:p>
+    <w:p>
       <w:r>
         <w:rPr>
           <w:sz w:val="18"/>
         </w:rPr>
-        <w:t>Объём тела статьи: 4871 знаков с пробелами.</w:t>
+        <w:t>Объём тела статьи: 4343 знаков с пробелами.</w:t>
       </w:r>
     </w:p>
     <w:sectPr>

--- a/dzen/002-peregorodka-vmesto-steny/GENGLASS_dzen_peregorodka_vmesto_steny.docx
+++ b/dzen/002-peregorodka-vmesto-steny/GENGLASS_dzen_peregorodka_vmesto_steny.docx
@@ -7,7 +7,7 @@
         <w:pStyle w:val="Heading1"/>
       </w:pPr>
       <w:r>
-        <w:t>Стена, которая крадёт свет. Четыре квартиры, где я бы её не строил</w:t>
+        <w:t>Четыре планировки, где стена оставит половину квартиры без света</w:t>
       </w:r>
     </w:p>
     <w:p>
@@ -15,16 +15,7 @@
         <w:rPr>
           <w:b/>
         </w:rPr>
-        <w:t>Стену обычно строят в первый месяц ремонта и радуются: наконец-то две комнаты вместо одной. А через полгода выясняется, что в одной из них никогда не бывает солнца. Я насмотрелся на такие квартиры и собрал четыре планировки, где стена забирает больше, чем даёт. Если узнаете свою, вы ещё успеваете передумать.</w:t>
-      </w:r>
-    </w:p>
-    <w:p>
-      <w:r>
-        <w:rPr>
-          <w:i/>
-          <w:sz w:val="18"/>
-        </w:rPr>
-        <w:t>[ФОТО: Одна комната, две зоны и общее окно.]</w:t>
+        <w:t>Стену ставят в начале ремонта, когда важнее всего получить вторую комнату. Через несколько месяцев выясняется, что в одной из комнат не бывает дневного света. Ниже четыре планировки, где это происходит чаще всего, и то, что в них делают вместо глухой стены.</w:t>
       </w:r>
     </w:p>
     <w:p>
@@ -32,36 +23,27 @@
         <w:pStyle w:val="Heading2"/>
       </w:pPr>
       <w:r>
-        <w:t>Кабинет, который уехал на кухню</w:t>
+        <w:t>Кабинет в нише однокомнатной квартиры</w:t>
       </w:r>
     </w:p>
     <w:p>
       <w:r>
-        <w:t>Знакомый программист год работал за кухонным столом. За спиной телевизор, справа холодильник, в час дня обед всей семьи. Сначала он купил наушники, потом стал ездить в коворкинг, потом психанул и решил строить стену.</w:t>
+        <w:t>В однокомнатной квартире рабочее место обычно оказывается на кухне: другого свободного угла просто нет. Через полгода такой работы человек готов делить комнату стеной, лишь бы получить закрытый кабинет.</w:t>
       </w:r>
     </w:p>
     <w:p>
       <w:r>
-        <w:t>Строить мы его отговорили. В комнате была ниша шириной около 180 см, и стена отрезала бы её от окна. Получился бы шкаф с ноутбуком внутри, плюс минус десять сантиметров глубины на профиль и отделку.</w:t>
+        <w:t>Сложность в том, что ниша под рабочее место почти всегда находится в глубине комнаты, дальше от окна. Глухая стена отрезает её от света, и вместо кабинета получается кладовая с ноутбуком. Гипсокартон на профиле забирает вдобавок около десяти сантиметров глубины вместе с отделкой.</w:t>
       </w:r>
     </w:p>
     <w:p>
       <w:r>
-        <w:t>Поставили стекло: неподвижное полотно и распашная створка. Для проёма до 900 мм хватает стекла 8 мм, конструкция выходит лёгкой. Внутри теперь стол, стеллаж и тишина, а комната снаружи осталась комнатой, а не коридором с дверью.</w:t>
+        <w:t>Вместо стены ставят неподвижное полотно с распашной створкой. Для проёма до 900 мм достаточно стекла 8 мм: конструкция получается лёгкой, свет проходит, рабочее место отделено от остальной комнаты.</w:t>
       </w:r>
     </w:p>
     <w:p>
       <w:r>
-        <w:t>Честно про минус: полной тишины там нет. Стекло с уплотнителем приглушает разговор, но громкий созвон слышно. Наушники он оставил.</w:t>
-      </w:r>
-    </w:p>
-    <w:p>
-      <w:r>
-        <w:rPr>
-          <w:i/>
-          <w:sz w:val="18"/>
-        </w:rPr>
-        <w:t>[ФОТО: Ниша шириной 180 см: стол за стеклом, комната снаружи осталась комнатой.]</w:t>
+        <w:t>Чего ждать не стоит, так это тишины. Стекло с уплотнителем приглушает разговор, но громкий созвон слышно за перегородкой. Если созвоны ежедневные, плотный притвор стоит закладывать сразу.</w:t>
       </w:r>
     </w:p>
     <w:p>
@@ -69,45 +51,27 @@
         <w:pStyle w:val="Heading2"/>
       </w:pPr>
       <w:r>
-        <w:t>Спальня, которая съела окно</w:t>
+        <w:t>Спальня в студии с одним окном</w:t>
       </w:r>
     </w:p>
     <w:p>
       <w:r>
-        <w:t>Студия 32 метра, окно одно. Хозяйка хотела спальню и была готова делить комнату стеной ровно посередине.</w:t>
+        <w:t>Студия 28-35 метров, окно одно. Комнату делят пополам ради спальни, и вторая половина остаётся без дневного света совсем: окно оказывается по одну сторону от новой стены.</w:t>
       </w:r>
     </w:p>
     <w:p>
       <w:r>
-        <w:t>Я попросил её встать в дальнем углу будущей спальни и представить, что там теперь всегда вечер: окно-то остаётся с другой стороны. Так выглядит половина студий, которые я видел.</w:t>
+        <w:t>Светопрозрачная перегородка по той же линии деления даёт спальню и оставляет свет общим. Если нужна более мягкая граница, ставят реечную конструкцию: она обозначает зону, но не перекрывает пространство.</w:t>
       </w:r>
     </w:p>
     <w:p>
       <w:r>
-        <w:t>Сделали иначе. По линии деления встала светопрозрачная перегородка: спальня появилась, а свет остался общим на всю квартиру. Для приватности пустили матовую полосу на уровне глаз и повесили штору на потолочный карниз с внутренней стороны. Вечером задёрнул, утром открыл.</w:t>
+        <w:t>Вопрос приватности решают на уровне стекла: тонировка, рифление или матовая полоса на уровне глаз. Дополнительно вешают штору на потолочный карниз с внутренней стороны, чтобы спальню можно было закрыть полностью.</w:t>
       </w:r>
     </w:p>
     <w:p>
       <w:r>
-        <w:rPr>
-          <w:i/>
-          <w:sz w:val="18"/>
-        </w:rPr>
-        <w:t>[ФОТО: Прозрачное, рифлёное и матированное на просвет: света пропускают почти поровну, видно через них по-разному.]</w:t>
-      </w:r>
-    </w:p>
-    <w:p>
-      <w:r>
-        <w:t>Кто-то скажет, что спать за стеклом невозможно. Половина заказчиков говорила так же до монтажа и переставала замечать через неделю. Но если вам нужна темнота, закладывайте плотную штору сразу.</w:t>
-      </w:r>
-    </w:p>
-    <w:p>
-      <w:r>
-        <w:rPr>
-          <w:i/>
-          <w:sz w:val="18"/>
-        </w:rPr>
-        <w:t>[ФОТО: Спальня за перегородкой: окно продолжает работать на обе половины.]</w:t>
+        <w:t>Если для сна нужна полная темнота, плотную штору стоит закладывать в проект сразу, а не рассчитывать на привычку.</w:t>
       </w:r>
     </w:p>
     <w:p>
@@ -115,40 +79,22 @@
         <w:pStyle w:val="Heading2"/>
       </w:pPr>
       <w:r>
-        <w:t>Шкаф-купе, который проиграл углу</w:t>
+        <w:t>Гардеробная вместо шкафа-купе</w:t>
       </w:r>
     </w:p>
     <w:p>
       <w:r>
-        <w:t>Спальня, в углу шкаф-купе на два метра: глубина шестьдесят сантиметров вместе с дверями, внутри одна штанга и вечный бардак.</w:t>
+        <w:t>Шкаф-купе в спальне занимает около шестидесяти сантиметров глубины вместе с дверями, и вещи в нём висят в один ряд. Тот же угол, отгороженный перегородкой, вмещает две штанги на разной высоте и коробки сверху.</w:t>
       </w:r>
     </w:p>
     <w:p>
       <w:r>
-        <w:t>Из этого угла мы вынесли гардеробную. Не стену построили, а поставили раздвижную перегородку: створка едет вдоль стены, ей не нужно место на открывание, а в спальне это решает. Внутри поместились две штанги на разной высоте и коробки сверху, куда шкаф не пускал.</w:t>
+        <w:t>Для такого проёма берут раздвижную систему: створка уходит вдоль стены и не требует места на открывание. Стекло 10 мм здесь универсально.</w:t>
       </w:r>
     </w:p>
     <w:p>
       <w:r>
-        <w:t>Что стоит знать заранее: стекло тяжёлое. Квадратный метр десятки весит около 25 кг, створка 900 на 2400 тянет на 54 кг. Верхнюю направляющую крепят в перекрытие или в стену с закладной, в гипсокартонный короб такое вешать нельзя. Пол при этом сверлить не обязательно.</w:t>
-      </w:r>
-    </w:p>
-    <w:p>
-      <w:r>
-        <w:rPr>
-          <w:i/>
-          <w:sz w:val="18"/>
-        </w:rPr>
-        <w:t>[ФОТО: Та самая верхняя направляющая. Держит 54 кг, поэтому крепится в перекрытие.]</w:t>
-      </w:r>
-    </w:p>
-    <w:p>
-      <w:r>
-        <w:rPr>
-          <w:i/>
-          <w:sz w:val="18"/>
-        </w:rPr>
-        <w:t>[ФОТО: Гардеробная вместо шкафа-купе: створка едет вдоль стены и не просит места на открывание.]</w:t>
+        <w:t>Главное, что нужно обсудить до заказа, это вес. Квадратный метр стекла 10 мм весит около 25 кг, створка 900 на 2400 мм тянет примерно на 54 кг. Верхнюю направляющую крепят в перекрытие или в стену с закладной: гипсокартонный короб такую нагрузку не держит. Пол при этом сверлить не обязательно.</w:t>
       </w:r>
     </w:p>
     <w:p>
@@ -156,31 +102,22 @@
         <w:pStyle w:val="Heading2"/>
       </w:pPr>
       <w:r>
-        <w:t>Коридор, в котором всегда горит лампа</w:t>
+        <w:t>Коридор без окон</w:t>
       </w:r>
     </w:p>
     <w:p>
       <w:r>
-        <w:t>Трёшка, коридор в середине квартиры, окон там нет и быть не может. Лампа горит с утра до ночи, и все давно решили, что так и надо жить.</w:t>
+        <w:t>Коридор в середине квартиры не имеет окон по планировке, поэтому свет там горит весь день. Глухая стена между коридором и комнатой закрепляет это положение.</w:t>
       </w:r>
     </w:p>
     <w:p>
       <w:r>
-        <w:t>Кусок глухой стены между коридором и гостиной мы заменили на рифлёное стекло. Свет из комнаты пошёл во второй ряд, коридор перестал быть трубой. Рифление тут не ради красоты: сквозь него проходит свет, но не видно, кто и в чём идёт из ванной.</w:t>
+        <w:t>Если заменить часть стены на стекло, дневной свет из комнаты попадает во второй ряд помещений. Для коридора обычно берут рифлёное или матированное стекло: свет проходит, происходящее в комнате не просматривается.</w:t>
       </w:r>
     </w:p>
     <w:p>
       <w:r>
-        <w:t>Ограничение одно, техническое: одним листом закрывается высота до 3200 мм при ширине створки до 1200 мм, проём шире делят на секции. Место стыка обсудите на чертеже, иначе он окажется посреди прохода.</w:t>
-      </w:r>
-    </w:p>
-    <w:p>
-      <w:r>
-        <w:rPr>
-          <w:i/>
-          <w:sz w:val="18"/>
-        </w:rPr>
-        <w:t>[ФОТО: Коридор без окон: свет приходит из гостиной через рифлёное стекло.]</w:t>
+        <w:t>Ограничение здесь техническое. Одним листом закрывается высота до 3200 мм при ширине створки до 1200 мм. Более широкий проём делят на секции, и место стыка стоит определить на чертеже заранее.</w:t>
       </w:r>
     </w:p>
     <w:p>
@@ -188,27 +125,27 @@
         <w:pStyle w:val="Heading2"/>
       </w:pPr>
       <w:r>
-        <w:t>Что спрашивают чаще всего</w:t>
+        <w:t>Что обычно спрашивают</w:t>
       </w:r>
     </w:p>
     <w:p>
       <w:r>
-        <w:t>Нужно ли согласование. Обычно нет: перегородка не опирается на несущие конструкции. Разрешение понадобится, только если двигаются границы мокрых зон или закрывается проём в несущей стене.</w:t>
+        <w:t>Согласование. Перегородка не опирается на несущие конструкции, поэтому в большинстве случаев её ставят без перепланировки. Разрешение нужно, если меняются границы мокрых зон или закрывается проём в несущей стене.</w:t>
       </w:r>
     </w:p>
     <w:p>
       <w:r>
-        <w:t>Сколько ждать. По своим размерам 20-25 дней: замер, чертёж, раскрой, закалка, покраска профиля, сборка. Монтаж занимает день.</w:t>
+        <w:t>Сроки. По индивидуальным размерам 20-25 дней: замер, чертёж, раскрой, закалка, покраска профиля, сборка. Монтаж занимает один день.</w:t>
       </w:r>
     </w:p>
     <w:p>
       <w:r>
-        <w:t>Сколько стоит. Готовые модели GENGLASS начинаются от 64 900 рублей за изделие. Считают изделие целиком, а не квадратные метры: фурнитура и кромка стоят почти одинаково на узкой и широкой створке.</w:t>
+        <w:t>Цена. Готовые модели GENGLASS начинаются от 64 900 рублей за изделие. Считают изделие целиком, а не квадратные метры: фурнитура и обработка кромки стоят почти одинаково на узкой и на широкой створке.</w:t>
       </w:r>
     </w:p>
     <w:p>
       <w:r>
-        <w:t>Безопасно ли, если дети. Стекло закалённое: при ударе рассыпается на мелкие осколки с тупыми краями, а не на лезвия. В детскую сверху клеят плёнку или ставят триплекс.</w:t>
+        <w:t>Безопасность. Стекло закалённое: при ударе оно рассыпается на мелкие осколки с тупыми краями. В детской дополнительно клеят плёнку или ставят триплекс.</w:t>
       </w:r>
     </w:p>
     <w:p>
@@ -221,270 +158,17 @@
     </w:p>
     <w:p>
       <w:r>
-        <w:t>Общее у всех четырёх квартир одно: метров хватало. Их просто поделили так, что половина осталась без света.</w:t>
+        <w:t>Во всех четырёх случаях метража хватало. Вопрос был в том, как его поделить и что при этом происходит со светом.</w:t>
       </w:r>
     </w:p>
     <w:p>
       <w:r>
-        <w:t>Поэтому перед стеной честно ответьте себе на один вопрос: вы отделяете шум или вид? Если только вид, глухая стена забирает больше, чем отдаёт.</w:t>
+        <w:t>Поэтому перед тем как ставить стену, стоит ответить на один вопрос: что именно вы отделяете. Если нужна звукоизоляция, стекло её не даст. Если нужна видимая граница, глухая стена забирает больше, чем отдаёт.</w:t>
       </w:r>
     </w:p>
     <w:p>
       <w:r>
-        <w:t>А у вас какая планировка? Если ваш случай пятый и в список не попал, опишите его в комментариях, разберу в следующий раз.</w:t>
-      </w:r>
-    </w:p>
-    <w:p>
-      <w:r>
-        <w:br w:type="page"/>
-      </w:r>
-    </w:p>
-    <w:p>
-      <w:pPr>
-        <w:pStyle w:val="Heading2"/>
-      </w:pPr>
-      <w:r>
-        <w:t>Служебное: варианты заголовка для А/Б</w:t>
-      </w:r>
-    </w:p>
-    <w:p>
-      <w:pPr>
-        <w:pStyle w:val="ListNumber"/>
-      </w:pPr>
-      <w:r>
-        <w:t>Стена, которая крадёт свет. Четыре квартиры, где я бы её не строил</w:t>
-      </w:r>
-    </w:p>
-    <w:p>
-      <w:pPr>
-        <w:pStyle w:val="ListNumber"/>
-      </w:pPr>
-      <w:r>
-        <w:t>Четыре планировки, в которых новая стена всё портит</w:t>
-      </w:r>
-    </w:p>
-    <w:p>
-      <w:pPr>
-        <w:pStyle w:val="ListNumber"/>
-      </w:pPr>
-      <w:r>
-        <w:t>Не стройте эту стену: четыре истории из ремонта</w:t>
-      </w:r>
-    </w:p>
-    <w:p>
-      <w:pPr>
-        <w:pStyle w:val="Heading2"/>
-      </w:pPr>
-      <w:r>
-        <w:t>Служебное: какие нужны фотографии</w:t>
-      </w:r>
-    </w:p>
-    <w:p>
-      <w:r>
-        <w:t>Семь кадров: пять обязательных и два желательных. Съёмка дневная, без вспышки в лоб. Ни в одном кадре нет текста, логотипов и людей.</w:t>
-      </w:r>
-    </w:p>
-    <w:p>
-      <w:r>
-        <w:rPr>
-          <w:b/>
-        </w:rPr>
-        <w:t>1. Обложка (16:9, от 1280 px, обязательно)</w:t>
-      </w:r>
-    </w:p>
-    <w:p>
-      <w:r>
-        <w:t>Гостиная со стеклянной перегородкой в чёрной раме, снимать от входа с высоты глаз, примерно 150-160 см. В кадре обязательно окно и линия перегородки, за ней просматривается вторая зона. Свет дневной, без вспышки. Ни текста, ни логотипов, ни людей.</w:t>
-      </w:r>
-    </w:p>
-    <w:p>
-      <w:r>
-        <w:rPr>
-          <w:i/>
-        </w:rPr>
-        <w:t>Подпись под фото: Одна комната, две зоны и общее окно.</w:t>
-      </w:r>
-    </w:p>
-    <w:p>
-      <w:r>
-        <w:rPr>
-          <w:b/>
-        </w:rPr>
-        <w:t>2. После истории про кабинет (3:2, от 1000 px, обязательно)</w:t>
-      </w:r>
-    </w:p>
-    <w:p>
-      <w:r>
-        <w:t>Съёмка от противоположной стены, чтобы в кадр попали и рабочее место, и часть комнаты. Ниша читается целиком. На столе минимум предметов, ноутбук открыт, стул отодвинут как будто человек вышел.</w:t>
-      </w:r>
-    </w:p>
-    <w:p>
-      <w:r>
-        <w:rPr>
-          <w:i/>
-        </w:rPr>
-        <w:t>Подпись под фото: Ниша шириной 180 см: стол за стеклом, комната снаружи осталась комнатой.</w:t>
-      </w:r>
-    </w:p>
-    <w:p>
-      <w:r>
-        <w:rPr>
-          <w:b/>
-        </w:rPr>
-        <w:t>3. После истории про студию (3:2, от 1000 px, обязательно)</w:t>
-      </w:r>
-    </w:p>
-    <w:p>
-      <w:r>
-        <w:t>Кадр из жилой зоны в сторону спальни, окно обязательно в кадре. Хорошо видно матовую полосу на уровне глаз. Кровать заправлена, шторы открыты, свет только дневной.</w:t>
-      </w:r>
-    </w:p>
-    <w:p>
-      <w:r>
-        <w:rPr>
-          <w:i/>
-        </w:rPr>
-        <w:t>Подпись под фото: Спальня за перегородкой: окно продолжает работать на обе половины.</w:t>
-      </w:r>
-    </w:p>
-    <w:p>
-      <w:r>
-        <w:rPr>
-          <w:b/>
-        </w:rPr>
-        <w:t>4. К абзацу про приватность (3:2, от 1000 px, желательно)</w:t>
-      </w:r>
-    </w:p>
-    <w:p>
-      <w:r>
-        <w:t>Три образца рядом на одном фоне, источник света за ними. Разница должна читаться даже в миниатюре в ленте. Строго горизонтальный кадр.</w:t>
-      </w:r>
-    </w:p>
-    <w:p>
-      <w:r>
-        <w:rPr>
-          <w:i/>
-        </w:rPr>
-        <w:t>Подпись под фото: Прозрачное, рифлёное и матированное на просвет: света пропускают почти поровну, видно через них по-разному.</w:t>
-      </w:r>
-    </w:p>
-    <w:p>
-      <w:r>
-        <w:rPr>
-          <w:b/>
-        </w:rPr>
-        <w:t>5. После истории про шкаф (3:2, от 1000 px, обязательно)</w:t>
-      </w:r>
-    </w:p>
-    <w:p>
-      <w:r>
-        <w:t>Створка приоткрыта примерно на треть, за ней видна штанга с вещами. Снимать так, чтобы в кадр попала верхняя направляющая: она объясняет абзац про крепление в перекрытие.</w:t>
-      </w:r>
-    </w:p>
-    <w:p>
-      <w:r>
-        <w:rPr>
-          <w:i/>
-        </w:rPr>
-        <w:t>Подпись под фото: Гардеробная вместо шкафа-купе: створка едет вдоль стены и не просит места на открывание.</w:t>
-      </w:r>
-    </w:p>
-    <w:p>
-      <w:r>
-        <w:rPr>
-          <w:b/>
-        </w:rPr>
-        <w:t>6. К абзацу про вес (3:2, от 1000 px, желательно)</w:t>
-      </w:r>
-    </w:p>
-    <w:p>
-      <w:r>
-        <w:t>Макро узла крепления, горизонтальный кадр. Видны профиль, ролик и потолок. Со штатива, диафрагма прикрыта, чтобы деталь целиком была в фокусе.</w:t>
-      </w:r>
-    </w:p>
-    <w:p>
-      <w:r>
-        <w:rPr>
-          <w:i/>
-        </w:rPr>
-        <w:t>Подпись под фото: Та самая верхняя направляющая. Держит 54 кг, поэтому крепится в перекрытие.</w:t>
-      </w:r>
-    </w:p>
-    <w:p>
-      <w:r>
-        <w:rPr>
-          <w:b/>
-        </w:rPr>
-        <w:t>7. После истории про коридор (3:2, от 1000 px, обязательно)</w:t>
-      </w:r>
-    </w:p>
-    <w:p>
-      <w:r>
-        <w:t>Съёмка вдоль коридора, свет идёт из комнаты через стекло. Лампы в коридоре выключены, иначе эффект не читается вообще. За стеклом угадывается силуэт мебели, деталей не разобрать.</w:t>
-      </w:r>
-    </w:p>
-    <w:p>
-      <w:r>
-        <w:rPr>
-          <w:i/>
-        </w:rPr>
-        <w:t>Подпись под фото: Коридор без окон: свет приходит из гостиной через рифлёное стекло.</w:t>
-      </w:r>
-    </w:p>
-    <w:p>
-      <w:pPr>
-        <w:pStyle w:val="Heading2"/>
-      </w:pPr>
-      <w:r>
-        <w:t>Служебное: заметки</w:t>
-      </w:r>
-    </w:p>
-    <w:p>
-      <w:pPr>
-        <w:pStyle w:val="ListBullet"/>
-      </w:pPr>
-      <w:r>
-        <w:t>Объём тела статьи считает build.py, целевой диапазон 3500-4500 знаков.</w:t>
-      </w:r>
-    </w:p>
-    <w:p>
-      <w:pPr>
-        <w:pStyle w:val="ListBullet"/>
-      </w:pPr>
-      <w:r>
-        <w:t>Фото примеряются на странице index.html: перетащить файл в рамку, подвинуть кадр, посмотреть размеры.</w:t>
-      </w:r>
-    </w:p>
-    <w:p>
-      <w:pPr>
-        <w:pStyle w:val="ListBullet"/>
-      </w:pPr>
-      <w:r>
-        <w:t>Финальные снимки кладём в папку photos/ рядом со статьёй.</w:t>
-      </w:r>
-    </w:p>
-    <w:p>
-      <w:pPr>
-        <w:pStyle w:val="ListBullet"/>
-      </w:pPr>
-      <w:r>
-        <w:t>Таблиц и списков-перечислений в тексте нет намеренно: формат Дзена, читается как история, а не как справка.</w:t>
-      </w:r>
-    </w:p>
-    <w:p>
-      <w:pPr>
-        <w:pStyle w:val="ListBullet"/>
-      </w:pPr>
-      <w:r>
-        <w:t>Длинных тире нет, только дефис. Сравнений с другими производителями нет.</w:t>
-      </w:r>
-    </w:p>
-    <w:p>
-      <w:r>
-        <w:rPr>
-          <w:sz w:val="18"/>
-        </w:rPr>
-        <w:t>Объём тела статьи: 4343 знаков с пробелами.</w:t>
+        <w:t>Какая из четырёх планировок ближе к вашей? Если ваш случай в список не попал, напишите в комментариях.</w:t>
       </w:r>
     </w:p>
     <w:sectPr>
